--- a/demo/offline/request-请示/20260404-关于申请开展“我的刀盾”传播案例梳理工作的请示-v01.docx
+++ b/demo/offline/request-请示/20260404-关于申请开展“我的刀盾”传播案例梳理工作的请示-v01.docx
@@ -230,41 +230,16 @@
       </w:rPr>
       <w:t>— </w:t>
     </w:r>
-    <w:r>
-      <w:rPr>
-        <w:rFonts w:ascii="仿宋_GB2312" w:hAnsi="仿宋_GB2312" w:eastAsia="仿宋_GB2312" w:cs="仿宋_GB2312"/>
-        <w:sz w:val="28"/>
-        <w:szCs w:val="28"/>
-      </w:rPr>
-      <w:fldChar w:fldCharType="begin"/>
-    </w:r>
-    <w:r>
-      <w:instrText xml:space="preserve"> PAGE </w:instrText>
-    </w:r>
-    <w:r>
-      <w:rPr>
-        <w:rFonts w:ascii="仿宋_GB2312" w:hAnsi="仿宋_GB2312" w:eastAsia="仿宋_GB2312" w:cs="仿宋_GB2312"/>
-        <w:sz w:val="28"/>
-        <w:szCs w:val="28"/>
-      </w:rPr>
-      <w:fldChar w:fldCharType="separate"/>
-    </w:r>
-    <w:r>
-      <w:rPr>
-        <w:rFonts w:ascii="仿宋_GB2312" w:hAnsi="仿宋_GB2312" w:eastAsia="仿宋_GB2312" w:cs="仿宋_GB2312"/>
-        <w:sz w:val="28"/>
-        <w:szCs w:val="28"/>
-      </w:rPr>
-      <w:t>1</w:t>
-    </w:r>
-    <w:r>
-      <w:rPr>
-        <w:rFonts w:ascii="仿宋_GB2312" w:hAnsi="仿宋_GB2312" w:eastAsia="仿宋_GB2312" w:cs="仿宋_GB2312"/>
-        <w:sz w:val="28"/>
-        <w:szCs w:val="28"/>
-      </w:rPr>
-      <w:fldChar w:fldCharType="end"/>
-    </w:r>
+    <w:fldSimple w:instr=" PAGE ">
+      <w:r>
+        <w:rPr>
+          <w:rFonts w:ascii="仿宋_GB2312" w:hAnsi="仿宋_GB2312" w:eastAsia="仿宋_GB2312" w:cs="仿宋_GB2312"/>
+          <w:sz w:val="28"/>
+          <w:szCs w:val="28"/>
+        </w:rPr>
+        <w:t>1</w:t>
+      </w:r>
+    </w:fldSimple>
     <w:r>
       <w:rPr>
         <w:rFonts w:ascii="仿宋_GB2312" w:hAnsi="仿宋_GB2312" w:eastAsia="仿宋_GB2312" w:cs="仿宋_GB2312"/>

--- a/demo/offline/request-请示/20260404-关于申请开展“我的刀盾”传播案例梳理工作的请示-v01.docx
+++ b/demo/offline/request-请示/20260404-关于申请开展“我的刀盾”传播案例梳理工作的请示-v01.docx
@@ -210,7 +210,7 @@
       <w:titlePg/>
       <w:pgNumType w:start="1"/>
       <w:pgSz w:w="11906" w:h="16838"/>
-      <w:pgMar w:top="2098" w:right="1474" w:bottom="1984" w:left="1587" w:header="720" w:footer="720" w:gutter="0"/>
+      <w:pgMar w:top="2098" w:right="1474" w:bottom="1984" w:left="1587" w:header="720" w:footer="1587" w:gutter="0"/>
     </w:sectPr>
   </w:body>
 </w:document>
@@ -224,7 +224,7 @@
     </w:pPr>
     <w:r>
       <w:rPr>
-        <w:rFonts w:ascii="仿宋_GB2312" w:hAnsi="仿宋_GB2312" w:eastAsia="仿宋_GB2312" w:cs="仿宋_GB2312"/>
+        <w:rFonts w:ascii="宋体" w:hAnsi="宋体" w:eastAsia="宋体" w:cs="宋体"/>
         <w:sz w:val="28"/>
         <w:szCs w:val="28"/>
       </w:rPr>
@@ -233,7 +233,7 @@
     <w:fldSimple w:instr=" PAGE ">
       <w:r>
         <w:rPr>
-          <w:rFonts w:ascii="仿宋_GB2312" w:hAnsi="仿宋_GB2312" w:eastAsia="仿宋_GB2312" w:cs="仿宋_GB2312"/>
+          <w:rFonts w:ascii="宋体" w:hAnsi="宋体" w:eastAsia="宋体" w:cs="宋体"/>
           <w:sz w:val="28"/>
           <w:szCs w:val="28"/>
         </w:rPr>
@@ -242,7 +242,7 @@
     </w:fldSimple>
     <w:r>
       <w:rPr>
-        <w:rFonts w:ascii="仿宋_GB2312" w:hAnsi="仿宋_GB2312" w:eastAsia="仿宋_GB2312" w:cs="仿宋_GB2312"/>
+        <w:rFonts w:ascii="宋体" w:hAnsi="宋体" w:eastAsia="宋体" w:cs="宋体"/>
         <w:sz w:val="28"/>
         <w:szCs w:val="28"/>
       </w:rPr>
